--- a/eng/docx/11.content.docx
+++ b/eng/docx/11.content.docx
@@ -27687,7 +27687,7 @@
         <w:rPr>
           <w:lang w:val="en_US" w:bidi="en_US"/>
         </w:rPr>
-        <w:t>The king of Israel called upon Micaiah, the son of Imiah.</w:t>
+        <w:t>The king of Israel called upon Micaiah, the son of Imlah.</w:t>
       </w:r>
       <w:r>
         <w:rPr>
